--- a/handoff/오이소창원_영상PPT_인계서_20261005.docx
+++ b/handoff/오이소창원_영상PPT_인계서_20261005.docx
@@ -322,7 +322,7 @@
             <w:pPr>
               <w:jc w:val="left"/>
             </w:pPr>
-            <w:hyperlink w:history="1" r:id="rId-7f-a66su9nraetsiabmg">
+            <w:hyperlink w:history="1" r:id="rIdmxz8olqetjy6cr67e5n7m">
               <w:r>
                 <w:rPr>
                   <w:rStyle w:val="Hyperlink"/>
@@ -399,7 +399,7 @@
             <w:pPr>
               <w:jc w:val="left"/>
             </w:pPr>
-            <w:hyperlink w:history="1" r:id="rIdhh157jqcgb4mmkgob9umg">
+            <w:hyperlink w:history="1" r:id="rIdxaiuza9hasci3l6moie6b">
               <w:r>
                 <w:rPr>
                   <w:rStyle w:val="Hyperlink"/>
@@ -476,7 +476,7 @@
             <w:pPr>
               <w:jc w:val="left"/>
             </w:pPr>
-            <w:hyperlink w:history="1" r:id="rIdybrla-rdogjsbguczhp_z">
+            <w:hyperlink w:history="1" r:id="rIdutzeqv-6mtojrqm_qms97">
               <w:r>
                 <w:rPr>
                   <w:rStyle w:val="Hyperlink"/>
@@ -733,7 +733,7 @@
             <w:pPr>
               <w:jc w:val="left"/>
             </w:pPr>
-            <w:hyperlink w:history="1" r:id="rIdhgmkd4dbj_btu5j3lykdu">
+            <w:hyperlink w:history="1" r:id="rIdw6vynqiz4agnhbwkvcgy7">
               <w:r>
                 <w:rPr>
                   <w:rStyle w:val="Hyperlink"/>
@@ -1350,7 +1350,7 @@
             <w:pPr>
               <w:jc w:val="left"/>
             </w:pPr>
-            <w:hyperlink w:history="1" r:id="rIdjntawqrr8rlg8qivkji_k">
+            <w:hyperlink w:history="1" r:id="rIdakvq1eovxnzy8e4selboj">
               <w:r>
                 <w:rPr>
                   <w:rStyle w:val="Hyperlink"/>
@@ -1649,7 +1649,7 @@
             <w:pPr>
               <w:jc w:val="left"/>
             </w:pPr>
-            <w:hyperlink w:history="1" r:id="rId4xeymzw6usztzfkj5ibn8">
+            <w:hyperlink w:history="1" r:id="rIdso3mppqkg0ac2iritekmp">
               <w:r>
                 <w:rPr>
                   <w:rStyle w:val="Hyperlink"/>
@@ -1756,7 +1756,7 @@
             <w:pPr>
               <w:jc w:val="left"/>
             </w:pPr>
-            <w:hyperlink w:history="1" r:id="rIdql6izzq1d20vs5to46xag">
+            <w:hyperlink w:history="1" r:id="rIdhdtc4as87dladkown930h">
               <w:r>
                 <w:rPr>
                   <w:rStyle w:val="Hyperlink"/>
@@ -1959,7 +1959,7 @@
             <w:pPr>
               <w:jc w:val="left"/>
             </w:pPr>
-            <w:hyperlink w:history="1" r:id="rIdgp7yw35gq30o2eykdp5xu">
+            <w:hyperlink w:history="1" r:id="rIdyhdp5zowde4ipfyxhl-it">
               <w:r>
                 <w:rPr>
                   <w:rStyle w:val="Hyperlink"/>

--- a/handoff/오이소창원_영상PPT_인계서_20261005.docx
+++ b/handoff/오이소창원_영상PPT_인계서_20261005.docx
@@ -322,7 +322,7 @@
             <w:pPr>
               <w:jc w:val="left"/>
             </w:pPr>
-            <w:hyperlink w:history="1" r:id="rIdmxz8olqetjy6cr67e5n7m">
+            <w:hyperlink w:history="1" r:id="rIdo6ldv_dbiwx1ac_byl5_l">
               <w:r>
                 <w:rPr>
                   <w:rStyle w:val="Hyperlink"/>
@@ -399,7 +399,7 @@
             <w:pPr>
               <w:jc w:val="left"/>
             </w:pPr>
-            <w:hyperlink w:history="1" r:id="rIdxaiuza9hasci3l6moie6b">
+            <w:hyperlink w:history="1" r:id="rId31dytzzy-nawmcbiqagdl">
               <w:r>
                 <w:rPr>
                   <w:rStyle w:val="Hyperlink"/>
@@ -476,7 +476,7 @@
             <w:pPr>
               <w:jc w:val="left"/>
             </w:pPr>
-            <w:hyperlink w:history="1" r:id="rIdutzeqv-6mtojrqm_qms97">
+            <w:hyperlink w:history="1" r:id="rIdmyl795plmihy-qkrwdy5w">
               <w:r>
                 <w:rPr>
                   <w:rStyle w:val="Hyperlink"/>
@@ -484,7 +484,7 @@
                   <w:sz w:val="17"/>
                   <w:szCs w:val="17"/>
                 </w:rPr>
-                <w:t xml:space="preserve">https://github.com/jojunsu98/oiso_changwon/tree/main/screenshots/after_development</w:t>
+                <w:t xml:space="preserve">https://github.com/jojunsu98/oiso_changwon/tree/main/screenshots/during_development</w:t>
               </w:r>
             </w:hyperlink>
             <w:r>
@@ -493,7 +493,7 @@
                 <w:sz w:val="17"/>
                 <w:szCs w:val="17"/>
               </w:rPr>
-              <w:t xml:space="preserve"> → 최종구현사진(21장, 19–21 이메일 알림)</w:t>
+              <w:t xml:space="preserve"> → 작업과정_20261004_최종구현사진(21장, 19–21 이메일 알림)</w:t>
             </w:r>
           </w:p>
         </w:tc>
@@ -559,7 +559,7 @@
                 <w:sz w:val="17"/>
                 <w:szCs w:val="17"/>
               </w:rPr>
-              <w:t xml:space="preserve">정책 24건 · 할 일 26개 · 생활 정보 60곳 · 지역말 2,253개 · 접수 창구 6단계 · 도구 5개 · 자동 테스트 127개 · 팀 자체 테스트 33번·지적 83건 모두 반영 · 실사용자 4명 만족도 4.75/5 · 추천 4/4</w:t>
+              <w:t xml:space="preserve">정책 24건 · 할 일 26개 · 생활 정보 60곳 · 지역말 2,253개 · 접수 창구 6단계 · 도구 5개 · 자동 테스트 127개 · 팀 자체 테스트 37번·지적 87건 모두 반영 · 실사용자 4명 만족도 4.75/5 · 추천 4/4</w:t>
             </w:r>
           </w:p>
         </w:tc>
@@ -733,7 +733,7 @@
             <w:pPr>
               <w:jc w:val="left"/>
             </w:pPr>
-            <w:hyperlink w:history="1" r:id="rIdw6vynqiz4agnhbwkvcgy7">
+            <w:hyperlink w:history="1" r:id="rIdjbeehwc4sys2ddma5oczr">
               <w:r>
                 <w:rPr>
                   <w:rStyle w:val="Hyperlink"/>
@@ -1154,8 +1154,8 @@
       </w:tblPr>
       <w:tblGrid>
         <w:gridCol w:w="660"/>
-        <w:gridCol w:w="3449"/>
-        <w:gridCol w:w="6095"/>
+        <w:gridCol w:w="3427"/>
+        <w:gridCol w:w="6117"/>
       </w:tblGrid>
       <w:tr>
         <w:trPr>
@@ -1198,7 +1198,7 @@
         </w:tc>
         <w:tc>
           <w:tcPr>
-            <w:tcW w:type="dxa" w:w="3449"/>
+            <w:tcW w:type="dxa" w:w="3427"/>
             <w:tcBorders>
               <w:top w:val="single" w:color="C9D3DF" w:sz="4"/>
               <w:left w:val="single" w:color="C9D3DF" w:sz="4"/>
@@ -1232,7 +1232,7 @@
         </w:tc>
         <w:tc>
           <w:tcPr>
-            <w:tcW w:type="dxa" w:w="6095"/>
+            <w:tcW w:type="dxa" w:w="6117"/>
             <w:tcBorders>
               <w:top w:val="single" w:color="C9D3DF" w:sz="4"/>
               <w:left w:val="single" w:color="C9D3DF" w:sz="4"/>
@@ -1302,7 +1302,7 @@
         </w:tc>
         <w:tc>
           <w:tcPr>
-            <w:tcW w:type="dxa" w:w="3449"/>
+            <w:tcW w:type="dxa" w:w="3427"/>
             <w:tcBorders>
               <w:top w:val="single" w:color="C9D3DF" w:sz="4"/>
               <w:left w:val="single" w:color="C9D3DF" w:sz="4"/>
@@ -1332,7 +1332,7 @@
         </w:tc>
         <w:tc>
           <w:tcPr>
-            <w:tcW w:type="dxa" w:w="6095"/>
+            <w:tcW w:type="dxa" w:w="6117"/>
             <w:tcBorders>
               <w:top w:val="single" w:color="C9D3DF" w:sz="4"/>
               <w:left w:val="single" w:color="C9D3DF" w:sz="4"/>
@@ -1350,7 +1350,7 @@
             <w:pPr>
               <w:jc w:val="left"/>
             </w:pPr>
-            <w:hyperlink w:history="1" r:id="rIdakvq1eovxnzy8e4selboj">
+            <w:hyperlink w:history="1" r:id="rId1pnqnl1zvl5hltcr8aqas">
               <w:r>
                 <w:rPr>
                   <w:rStyle w:val="Hyperlink"/>
@@ -1409,7 +1409,7 @@
         </w:tc>
         <w:tc>
           <w:tcPr>
-            <w:tcW w:type="dxa" w:w="3449"/>
+            <w:tcW w:type="dxa" w:w="3427"/>
             <w:tcBorders>
               <w:top w:val="single" w:color="C9D3DF" w:sz="4"/>
               <w:left w:val="single" w:color="C9D3DF" w:sz="4"/>
@@ -1439,7 +1439,7 @@
         </w:tc>
         <w:tc>
           <w:tcPr>
-            <w:tcW w:type="dxa" w:w="6095"/>
+            <w:tcW w:type="dxa" w:w="6117"/>
             <w:tcBorders>
               <w:top w:val="single" w:color="C9D3DF" w:sz="4"/>
               <w:left w:val="single" w:color="C9D3DF" w:sz="4"/>
@@ -1505,7 +1505,7 @@
         </w:tc>
         <w:tc>
           <w:tcPr>
-            <w:tcW w:type="dxa" w:w="3449"/>
+            <w:tcW w:type="dxa" w:w="3427"/>
             <w:tcBorders>
               <w:top w:val="single" w:color="C9D3DF" w:sz="4"/>
               <w:left w:val="single" w:color="C9D3DF" w:sz="4"/>
@@ -1535,7 +1535,7 @@
         </w:tc>
         <w:tc>
           <w:tcPr>
-            <w:tcW w:type="dxa" w:w="6095"/>
+            <w:tcW w:type="dxa" w:w="6117"/>
             <w:tcBorders>
               <w:top w:val="single" w:color="C9D3DF" w:sz="4"/>
               <w:left w:val="single" w:color="C9D3DF" w:sz="4"/>
@@ -1601,7 +1601,7 @@
         </w:tc>
         <w:tc>
           <w:tcPr>
-            <w:tcW w:type="dxa" w:w="3449"/>
+            <w:tcW w:type="dxa" w:w="3427"/>
             <w:tcBorders>
               <w:top w:val="single" w:color="C9D3DF" w:sz="4"/>
               <w:left w:val="single" w:color="C9D3DF" w:sz="4"/>
@@ -1631,7 +1631,7 @@
         </w:tc>
         <w:tc>
           <w:tcPr>
-            <w:tcW w:type="dxa" w:w="6095"/>
+            <w:tcW w:type="dxa" w:w="6117"/>
             <w:tcBorders>
               <w:top w:val="single" w:color="C9D3DF" w:sz="4"/>
               <w:left w:val="single" w:color="C9D3DF" w:sz="4"/>
@@ -1649,7 +1649,7 @@
             <w:pPr>
               <w:jc w:val="left"/>
             </w:pPr>
-            <w:hyperlink w:history="1" r:id="rIdso3mppqkg0ac2iritekmp">
+            <w:hyperlink w:history="1" r:id="rIdntbvkd6fxuao_qncagwfs">
               <w:r>
                 <w:rPr>
                   <w:rStyle w:val="Hyperlink"/>
@@ -1708,7 +1708,7 @@
         </w:tc>
         <w:tc>
           <w:tcPr>
-            <w:tcW w:type="dxa" w:w="3449"/>
+            <w:tcW w:type="dxa" w:w="3427"/>
             <w:tcBorders>
               <w:top w:val="single" w:color="C9D3DF" w:sz="4"/>
               <w:left w:val="single" w:color="C9D3DF" w:sz="4"/>
@@ -1738,7 +1738,7 @@
         </w:tc>
         <w:tc>
           <w:tcPr>
-            <w:tcW w:type="dxa" w:w="6095"/>
+            <w:tcW w:type="dxa" w:w="6117"/>
             <w:tcBorders>
               <w:top w:val="single" w:color="C9D3DF" w:sz="4"/>
               <w:left w:val="single" w:color="C9D3DF" w:sz="4"/>
@@ -1756,7 +1756,7 @@
             <w:pPr>
               <w:jc w:val="left"/>
             </w:pPr>
-            <w:hyperlink w:history="1" r:id="rIdhdtc4as87dladkown930h">
+            <w:hyperlink w:history="1" r:id="rIdggjd8woqczsbh2zuj276f">
               <w:r>
                 <w:rPr>
                   <w:rStyle w:val="Hyperlink"/>
@@ -1815,7 +1815,7 @@
         </w:tc>
         <w:tc>
           <w:tcPr>
-            <w:tcW w:type="dxa" w:w="3449"/>
+            <w:tcW w:type="dxa" w:w="3427"/>
             <w:tcBorders>
               <w:top w:val="single" w:color="C9D3DF" w:sz="4"/>
               <w:left w:val="single" w:color="C9D3DF" w:sz="4"/>
@@ -1845,7 +1845,7 @@
         </w:tc>
         <w:tc>
           <w:tcPr>
-            <w:tcW w:type="dxa" w:w="6095"/>
+            <w:tcW w:type="dxa" w:w="6117"/>
             <w:tcBorders>
               <w:top w:val="single" w:color="C9D3DF" w:sz="4"/>
               <w:left w:val="single" w:color="C9D3DF" w:sz="4"/>
@@ -1869,7 +1869,7 @@
                 <w:sz w:val="17"/>
                 <w:szCs w:val="17"/>
               </w:rPr>
-              <w:t xml:space="preserve">최종구현사진 폴더(번호는 프롬프트 파일의 그림 표)</w:t>
+              <w:t xml:space="preserve">작업과정_20261004_최종구현사진 폴더(번호는 프롬프트 파일의 그림 표)</w:t>
             </w:r>
           </w:p>
         </w:tc>
@@ -1911,7 +1911,7 @@
         </w:tc>
         <w:tc>
           <w:tcPr>
-            <w:tcW w:type="dxa" w:w="3449"/>
+            <w:tcW w:type="dxa" w:w="3427"/>
             <w:tcBorders>
               <w:top w:val="single" w:color="C9D3DF" w:sz="4"/>
               <w:left w:val="single" w:color="C9D3DF" w:sz="4"/>
@@ -1941,7 +1941,7 @@
         </w:tc>
         <w:tc>
           <w:tcPr>
-            <w:tcW w:type="dxa" w:w="6095"/>
+            <w:tcW w:type="dxa" w:w="6117"/>
             <w:tcBorders>
               <w:top w:val="single" w:color="C9D3DF" w:sz="4"/>
               <w:left w:val="single" w:color="C9D3DF" w:sz="4"/>
@@ -1959,7 +1959,7 @@
             <w:pPr>
               <w:jc w:val="left"/>
             </w:pPr>
-            <w:hyperlink w:history="1" r:id="rIdyhdp5zowde4ipfyxhl-it">
+            <w:hyperlink w:history="1" r:id="rIdokiydiqg8451pg3t_pnyh">
               <w:r>
                 <w:rPr>
                   <w:rStyle w:val="Hyperlink"/>
@@ -2018,7 +2018,7 @@
         </w:tc>
         <w:tc>
           <w:tcPr>
-            <w:tcW w:type="dxa" w:w="3449"/>
+            <w:tcW w:type="dxa" w:w="3427"/>
             <w:tcBorders>
               <w:top w:val="single" w:color="C9D3DF" w:sz="4"/>
               <w:left w:val="single" w:color="C9D3DF" w:sz="4"/>
@@ -2048,7 +2048,7 @@
         </w:tc>
         <w:tc>
           <w:tcPr>
-            <w:tcW w:type="dxa" w:w="6095"/>
+            <w:tcW w:type="dxa" w:w="6117"/>
             <w:tcBorders>
               <w:top w:val="single" w:color="C9D3DF" w:sz="4"/>
               <w:left w:val="single" w:color="C9D3DF" w:sz="4"/>

--- a/handoff/오이소창원_영상PPT_인계서_20261005.docx
+++ b/handoff/오이소창원_영상PPT_인계서_20261005.docx
@@ -322,7 +322,7 @@
             <w:pPr>
               <w:jc w:val="left"/>
             </w:pPr>
-            <w:hyperlink w:history="1" r:id="rIdo6ldv_dbiwx1ac_byl5_l">
+            <w:hyperlink w:history="1" r:id="rIde2y6j81_yr6zjj9knxmwt">
               <w:r>
                 <w:rPr>
                   <w:rStyle w:val="Hyperlink"/>
@@ -399,7 +399,7 @@
             <w:pPr>
               <w:jc w:val="left"/>
             </w:pPr>
-            <w:hyperlink w:history="1" r:id="rId31dytzzy-nawmcbiqagdl">
+            <w:hyperlink w:history="1" r:id="rIdzogbnrj6orjpvkxkcit00">
               <w:r>
                 <w:rPr>
                   <w:rStyle w:val="Hyperlink"/>
@@ -476,7 +476,7 @@
             <w:pPr>
               <w:jc w:val="left"/>
             </w:pPr>
-            <w:hyperlink w:history="1" r:id="rIdmyl795plmihy-qkrwdy5w">
+            <w:hyperlink w:history="1" r:id="rIdrllzvkxp9e_rtsuv413lf">
               <w:r>
                 <w:rPr>
                   <w:rStyle w:val="Hyperlink"/>
@@ -484,7 +484,7 @@
                   <w:sz w:val="17"/>
                   <w:szCs w:val="17"/>
                 </w:rPr>
-                <w:t xml:space="preserve">https://github.com/jojunsu98/oiso_changwon/tree/main/screenshots/during_development</w:t>
+                <w:t xml:space="preserve">https://github.com/jojunsu98/oiso_changwon/tree/main/screenshots/after_development</w:t>
               </w:r>
             </w:hyperlink>
             <w:r>
@@ -493,7 +493,7 @@
                 <w:sz w:val="17"/>
                 <w:szCs w:val="17"/>
               </w:rPr>
-              <w:t xml:space="preserve"> → 작업과정_20261004_최종구현사진(21장, 19–21 이메일 알림)</w:t>
+              <w:t xml:space="preserve"> → 최종완료사진_1005(10/5 최종 PC 10장, 휴대폰 추가 예정)</w:t>
             </w:r>
           </w:p>
         </w:tc>
@@ -559,7 +559,7 @@
                 <w:sz w:val="17"/>
                 <w:szCs w:val="17"/>
               </w:rPr>
-              <w:t xml:space="preserve">정책 24건 · 할 일 26개 · 생활 정보 60곳 · 지역말 2,253개 · 접수 창구 6단계 · 도구 5개 · 자동 테스트 127개 · 팀 자체 테스트 37번·지적 87건 모두 반영 · 실사용자 4명 만족도 4.75/5 · 추천 4/4</w:t>
+              <w:t xml:space="preserve">정책 24건 · 할 일 26개 · 생활 정보 60곳 · 지역말 2,253개 · 접수 창구 6단계 · 도구 5개 · 자동 테스트 127개 · 팀 자체 테스트 38번·지적 88건 모두 반영 · 실사용자 4명 만족도 4.75/5 · 추천 4/4</w:t>
             </w:r>
           </w:p>
         </w:tc>
@@ -733,7 +733,7 @@
             <w:pPr>
               <w:jc w:val="left"/>
             </w:pPr>
-            <w:hyperlink w:history="1" r:id="rIdjbeehwc4sys2ddma5oczr">
+            <w:hyperlink w:history="1" r:id="rId93evjtponp0g7vxvzoe4k">
               <w:r>
                 <w:rPr>
                   <w:rStyle w:val="Hyperlink"/>
@@ -1154,8 +1154,8 @@
       </w:tblPr>
       <w:tblGrid>
         <w:gridCol w:w="660"/>
-        <w:gridCol w:w="3427"/>
-        <w:gridCol w:w="6117"/>
+        <w:gridCol w:w="3441"/>
+        <w:gridCol w:w="6103"/>
       </w:tblGrid>
       <w:tr>
         <w:trPr>
@@ -1198,7 +1198,7 @@
         </w:tc>
         <w:tc>
           <w:tcPr>
-            <w:tcW w:type="dxa" w:w="3427"/>
+            <w:tcW w:type="dxa" w:w="3441"/>
             <w:tcBorders>
               <w:top w:val="single" w:color="C9D3DF" w:sz="4"/>
               <w:left w:val="single" w:color="C9D3DF" w:sz="4"/>
@@ -1232,7 +1232,7 @@
         </w:tc>
         <w:tc>
           <w:tcPr>
-            <w:tcW w:type="dxa" w:w="6117"/>
+            <w:tcW w:type="dxa" w:w="6103"/>
             <w:tcBorders>
               <w:top w:val="single" w:color="C9D3DF" w:sz="4"/>
               <w:left w:val="single" w:color="C9D3DF" w:sz="4"/>
@@ -1302,7 +1302,7 @@
         </w:tc>
         <w:tc>
           <w:tcPr>
-            <w:tcW w:type="dxa" w:w="3427"/>
+            <w:tcW w:type="dxa" w:w="3441"/>
             <w:tcBorders>
               <w:top w:val="single" w:color="C9D3DF" w:sz="4"/>
               <w:left w:val="single" w:color="C9D3DF" w:sz="4"/>
@@ -1332,7 +1332,7 @@
         </w:tc>
         <w:tc>
           <w:tcPr>
-            <w:tcW w:type="dxa" w:w="6117"/>
+            <w:tcW w:type="dxa" w:w="6103"/>
             <w:tcBorders>
               <w:top w:val="single" w:color="C9D3DF" w:sz="4"/>
               <w:left w:val="single" w:color="C9D3DF" w:sz="4"/>
@@ -1350,7 +1350,7 @@
             <w:pPr>
               <w:jc w:val="left"/>
             </w:pPr>
-            <w:hyperlink w:history="1" r:id="rId1pnqnl1zvl5hltcr8aqas">
+            <w:hyperlink w:history="1" r:id="rIdacfdawrh1bmxvzz18cwpv">
               <w:r>
                 <w:rPr>
                   <w:rStyle w:val="Hyperlink"/>
@@ -1409,7 +1409,7 @@
         </w:tc>
         <w:tc>
           <w:tcPr>
-            <w:tcW w:type="dxa" w:w="3427"/>
+            <w:tcW w:type="dxa" w:w="3441"/>
             <w:tcBorders>
               <w:top w:val="single" w:color="C9D3DF" w:sz="4"/>
               <w:left w:val="single" w:color="C9D3DF" w:sz="4"/>
@@ -1439,7 +1439,7 @@
         </w:tc>
         <w:tc>
           <w:tcPr>
-            <w:tcW w:type="dxa" w:w="6117"/>
+            <w:tcW w:type="dxa" w:w="6103"/>
             <w:tcBorders>
               <w:top w:val="single" w:color="C9D3DF" w:sz="4"/>
               <w:left w:val="single" w:color="C9D3DF" w:sz="4"/>
@@ -1505,7 +1505,7 @@
         </w:tc>
         <w:tc>
           <w:tcPr>
-            <w:tcW w:type="dxa" w:w="3427"/>
+            <w:tcW w:type="dxa" w:w="3441"/>
             <w:tcBorders>
               <w:top w:val="single" w:color="C9D3DF" w:sz="4"/>
               <w:left w:val="single" w:color="C9D3DF" w:sz="4"/>
@@ -1535,7 +1535,7 @@
         </w:tc>
         <w:tc>
           <w:tcPr>
-            <w:tcW w:type="dxa" w:w="6117"/>
+            <w:tcW w:type="dxa" w:w="6103"/>
             <w:tcBorders>
               <w:top w:val="single" w:color="C9D3DF" w:sz="4"/>
               <w:left w:val="single" w:color="C9D3DF" w:sz="4"/>
@@ -1601,7 +1601,7 @@
         </w:tc>
         <w:tc>
           <w:tcPr>
-            <w:tcW w:type="dxa" w:w="3427"/>
+            <w:tcW w:type="dxa" w:w="3441"/>
             <w:tcBorders>
               <w:top w:val="single" w:color="C9D3DF" w:sz="4"/>
               <w:left w:val="single" w:color="C9D3DF" w:sz="4"/>
@@ -1631,7 +1631,7 @@
         </w:tc>
         <w:tc>
           <w:tcPr>
-            <w:tcW w:type="dxa" w:w="6117"/>
+            <w:tcW w:type="dxa" w:w="6103"/>
             <w:tcBorders>
               <w:top w:val="single" w:color="C9D3DF" w:sz="4"/>
               <w:left w:val="single" w:color="C9D3DF" w:sz="4"/>
@@ -1649,7 +1649,7 @@
             <w:pPr>
               <w:jc w:val="left"/>
             </w:pPr>
-            <w:hyperlink w:history="1" r:id="rIdntbvkd6fxuao_qncagwfs">
+            <w:hyperlink w:history="1" r:id="rId0b4qirtliatgaqyyhn854">
               <w:r>
                 <w:rPr>
                   <w:rStyle w:val="Hyperlink"/>
@@ -1708,7 +1708,7 @@
         </w:tc>
         <w:tc>
           <w:tcPr>
-            <w:tcW w:type="dxa" w:w="3427"/>
+            <w:tcW w:type="dxa" w:w="3441"/>
             <w:tcBorders>
               <w:top w:val="single" w:color="C9D3DF" w:sz="4"/>
               <w:left w:val="single" w:color="C9D3DF" w:sz="4"/>
@@ -1738,7 +1738,7 @@
         </w:tc>
         <w:tc>
           <w:tcPr>
-            <w:tcW w:type="dxa" w:w="6117"/>
+            <w:tcW w:type="dxa" w:w="6103"/>
             <w:tcBorders>
               <w:top w:val="single" w:color="C9D3DF" w:sz="4"/>
               <w:left w:val="single" w:color="C9D3DF" w:sz="4"/>
@@ -1756,7 +1756,7 @@
             <w:pPr>
               <w:jc w:val="left"/>
             </w:pPr>
-            <w:hyperlink w:history="1" r:id="rIdggjd8woqczsbh2zuj276f">
+            <w:hyperlink w:history="1" r:id="rIdii7kkwdxyyxrzwlboyuuo">
               <w:r>
                 <w:rPr>
                   <w:rStyle w:val="Hyperlink"/>
@@ -1815,7 +1815,7 @@
         </w:tc>
         <w:tc>
           <w:tcPr>
-            <w:tcW w:type="dxa" w:w="3427"/>
+            <w:tcW w:type="dxa" w:w="3441"/>
             <w:tcBorders>
               <w:top w:val="single" w:color="C9D3DF" w:sz="4"/>
               <w:left w:val="single" w:color="C9D3DF" w:sz="4"/>
@@ -1845,7 +1845,7 @@
         </w:tc>
         <w:tc>
           <w:tcPr>
-            <w:tcW w:type="dxa" w:w="6117"/>
+            <w:tcW w:type="dxa" w:w="6103"/>
             <w:tcBorders>
               <w:top w:val="single" w:color="C9D3DF" w:sz="4"/>
               <w:left w:val="single" w:color="C9D3DF" w:sz="4"/>
@@ -1869,7 +1869,7 @@
                 <w:sz w:val="17"/>
                 <w:szCs w:val="17"/>
               </w:rPr>
-              <w:t xml:space="preserve">작업과정_20261004_최종구현사진 폴더(번호는 프롬프트 파일의 그림 표)</w:t>
+              <w:t xml:space="preserve">최종완료사진_1005 폴더(번호는 프롬프트 파일의 그림 표)</w:t>
             </w:r>
           </w:p>
         </w:tc>
@@ -1911,7 +1911,7 @@
         </w:tc>
         <w:tc>
           <w:tcPr>
-            <w:tcW w:type="dxa" w:w="3427"/>
+            <w:tcW w:type="dxa" w:w="3441"/>
             <w:tcBorders>
               <w:top w:val="single" w:color="C9D3DF" w:sz="4"/>
               <w:left w:val="single" w:color="C9D3DF" w:sz="4"/>
@@ -1941,7 +1941,7 @@
         </w:tc>
         <w:tc>
           <w:tcPr>
-            <w:tcW w:type="dxa" w:w="6117"/>
+            <w:tcW w:type="dxa" w:w="6103"/>
             <w:tcBorders>
               <w:top w:val="single" w:color="C9D3DF" w:sz="4"/>
               <w:left w:val="single" w:color="C9D3DF" w:sz="4"/>
@@ -1959,7 +1959,7 @@
             <w:pPr>
               <w:jc w:val="left"/>
             </w:pPr>
-            <w:hyperlink w:history="1" r:id="rIdokiydiqg8451pg3t_pnyh">
+            <w:hyperlink w:history="1" r:id="rIdpgts2vlx5jxts-n5_emnq">
               <w:r>
                 <w:rPr>
                   <w:rStyle w:val="Hyperlink"/>
@@ -2018,7 +2018,7 @@
         </w:tc>
         <w:tc>
           <w:tcPr>
-            <w:tcW w:type="dxa" w:w="3427"/>
+            <w:tcW w:type="dxa" w:w="3441"/>
             <w:tcBorders>
               <w:top w:val="single" w:color="C9D3DF" w:sz="4"/>
               <w:left w:val="single" w:color="C9D3DF" w:sz="4"/>
@@ -2048,7 +2048,7 @@
         </w:tc>
         <w:tc>
           <w:tcPr>
-            <w:tcW w:type="dxa" w:w="6117"/>
+            <w:tcW w:type="dxa" w:w="6103"/>
             <w:tcBorders>
               <w:top w:val="single" w:color="C9D3DF" w:sz="4"/>
               <w:left w:val="single" w:color="C9D3DF" w:sz="4"/>

--- a/handoff/오이소창원_영상PPT_인계서_20261005.docx
+++ b/handoff/오이소창원_영상PPT_인계서_20261005.docx
@@ -322,7 +322,7 @@
             <w:pPr>
               <w:jc w:val="left"/>
             </w:pPr>
-            <w:hyperlink w:history="1" r:id="rIde2y6j81_yr6zjj9knxmwt">
+            <w:hyperlink w:history="1" r:id="rIdtmh1g9ghrcev-afg_uqxh">
               <w:r>
                 <w:rPr>
                   <w:rStyle w:val="Hyperlink"/>
@@ -399,7 +399,7 @@
             <w:pPr>
               <w:jc w:val="left"/>
             </w:pPr>
-            <w:hyperlink w:history="1" r:id="rIdzogbnrj6orjpvkxkcit00">
+            <w:hyperlink w:history="1" r:id="rIdttjmcicbp07wlrnuiygyx">
               <w:r>
                 <w:rPr>
                   <w:rStyle w:val="Hyperlink"/>
@@ -476,7 +476,7 @@
             <w:pPr>
               <w:jc w:val="left"/>
             </w:pPr>
-            <w:hyperlink w:history="1" r:id="rIdrllzvkxp9e_rtsuv413lf">
+            <w:hyperlink w:history="1" r:id="rIdbz6n3pimgxlcwfjtfj52w">
               <w:r>
                 <w:rPr>
                   <w:rStyle w:val="Hyperlink"/>
@@ -493,7 +493,7 @@
                 <w:sz w:val="17"/>
                 <w:szCs w:val="17"/>
               </w:rPr>
-              <w:t xml:space="preserve"> → 최종완료사진_1005(10/5 최종 PC 10장, 휴대폰 추가 예정)</w:t>
+              <w:t xml:space="preserve"> → 최종완료사진_1005(10/5 최종 PC 10장·휴대폰 11장)</w:t>
             </w:r>
           </w:p>
         </w:tc>
@@ -733,7 +733,7 @@
             <w:pPr>
               <w:jc w:val="left"/>
             </w:pPr>
-            <w:hyperlink w:history="1" r:id="rId93evjtponp0g7vxvzoe4k">
+            <w:hyperlink w:history="1" r:id="rId7l7t5fqk2vg1luvva8gws">
               <w:r>
                 <w:rPr>
                   <w:rStyle w:val="Hyperlink"/>
@@ -1350,7 +1350,7 @@
             <w:pPr>
               <w:jc w:val="left"/>
             </w:pPr>
-            <w:hyperlink w:history="1" r:id="rIdacfdawrh1bmxvzz18cwpv">
+            <w:hyperlink w:history="1" r:id="rId0qtvzepeabpxxgrj2i-ai">
               <w:r>
                 <w:rPr>
                   <w:rStyle w:val="Hyperlink"/>
@@ -1649,7 +1649,7 @@
             <w:pPr>
               <w:jc w:val="left"/>
             </w:pPr>
-            <w:hyperlink w:history="1" r:id="rId0b4qirtliatgaqyyhn854">
+            <w:hyperlink w:history="1" r:id="rIdmh7ymmmj2bhnz9sgkg7m7">
               <w:r>
                 <w:rPr>
                   <w:rStyle w:val="Hyperlink"/>
@@ -1756,7 +1756,7 @@
             <w:pPr>
               <w:jc w:val="left"/>
             </w:pPr>
-            <w:hyperlink w:history="1" r:id="rIdii7kkwdxyyxrzwlboyuuo">
+            <w:hyperlink w:history="1" r:id="rId_0nvfb4oxdevh8jhlyorm">
               <w:r>
                 <w:rPr>
                   <w:rStyle w:val="Hyperlink"/>
@@ -1959,7 +1959,7 @@
             <w:pPr>
               <w:jc w:val="left"/>
             </w:pPr>
-            <w:hyperlink w:history="1" r:id="rIdpgts2vlx5jxts-n5_emnq">
+            <w:hyperlink w:history="1" r:id="rIdxw3lgknodn_licd3ht1a2">
               <w:r>
                 <w:rPr>
                   <w:rStyle w:val="Hyperlink"/>

--- a/handoff/오이소창원_영상PPT_인계서_20261005.docx
+++ b/handoff/오이소창원_영상PPT_인계서_20261005.docx
@@ -322,7 +322,7 @@
             <w:pPr>
               <w:jc w:val="left"/>
             </w:pPr>
-            <w:hyperlink w:history="1" r:id="rIdtmh1g9ghrcev-afg_uqxh">
+            <w:hyperlink w:history="1" r:id="rIdhkkrdncr2g04ht-tljw0m">
               <w:r>
                 <w:rPr>
                   <w:rStyle w:val="Hyperlink"/>
@@ -399,7 +399,7 @@
             <w:pPr>
               <w:jc w:val="left"/>
             </w:pPr>
-            <w:hyperlink w:history="1" r:id="rIdttjmcicbp07wlrnuiygyx">
+            <w:hyperlink w:history="1" r:id="rId7v-x47d2n7yasn0qkzqlm">
               <w:r>
                 <w:rPr>
                   <w:rStyle w:val="Hyperlink"/>
@@ -476,7 +476,7 @@
             <w:pPr>
               <w:jc w:val="left"/>
             </w:pPr>
-            <w:hyperlink w:history="1" r:id="rIdbz6n3pimgxlcwfjtfj52w">
+            <w:hyperlink w:history="1" r:id="rId_h-x-hkjxa6akrb6s4bgv">
               <w:r>
                 <w:rPr>
                   <w:rStyle w:val="Hyperlink"/>
@@ -733,7 +733,7 @@
             <w:pPr>
               <w:jc w:val="left"/>
             </w:pPr>
-            <w:hyperlink w:history="1" r:id="rId7l7t5fqk2vg1luvva8gws">
+            <w:hyperlink w:history="1" r:id="rIdo1yfvu1gwckqzrab41xzs">
               <w:r>
                 <w:rPr>
                   <w:rStyle w:val="Hyperlink"/>
@@ -750,7 +750,7 @@
                 <w:sz w:val="17"/>
                 <w:szCs w:val="17"/>
               </w:rPr>
-              <w:t xml:space="preserve"> → 오이소창원_시연영상_스크립트_20261004.pdf(웹·모바일 10장면, 2분 59초 — 장면별 시간·누르는 것·내레이션·자막)</w:t>
+              <w:t xml:space="preserve"> → 오이소창원_시연영상_스크립트_20261005.pdf(웹·모바일 10장면, 2분 59초 — 장면별 시간·누르는 것·내레이션·자막)</w:t>
             </w:r>
           </w:p>
         </w:tc>
@@ -1350,7 +1350,7 @@
             <w:pPr>
               <w:jc w:val="left"/>
             </w:pPr>
-            <w:hyperlink w:history="1" r:id="rId0qtvzepeabpxxgrj2i-ai">
+            <w:hyperlink w:history="1" r:id="rIdbfxcaozwoeodqt-w7pf7e">
               <w:r>
                 <w:rPr>
                   <w:rStyle w:val="Hyperlink"/>
@@ -1367,7 +1367,7 @@
                 <w:sz w:val="17"/>
                 <w:szCs w:val="17"/>
               </w:rPr>
-              <w:t xml:space="preserve"> → 오이소창원_발표자료_GPT프롬프트_이미영인계_20261004(Word·PDF), 오이소창원_발표자료_스크립트_20261004.pdf</w:t>
+              <w:t xml:space="preserve"> → 오이소창원_발표자료_GPT프롬프트_이미영인계_20261005(Word·PDF), 오이소창원_발표자료_스크립트_20261005.pdf</w:t>
             </w:r>
           </w:p>
         </w:tc>
@@ -1649,7 +1649,7 @@
             <w:pPr>
               <w:jc w:val="left"/>
             </w:pPr>
-            <w:hyperlink w:history="1" r:id="rIdmh7ymmmj2bhnz9sgkg7m7">
+            <w:hyperlink w:history="1" r:id="rIdoq2ofoyuxpqakp2rmux8o">
               <w:r>
                 <w:rPr>
                   <w:rStyle w:val="Hyperlink"/>
@@ -1756,7 +1756,7 @@
             <w:pPr>
               <w:jc w:val="left"/>
             </w:pPr>
-            <w:hyperlink w:history="1" r:id="rId_0nvfb4oxdevh8jhlyorm">
+            <w:hyperlink w:history="1" r:id="rIdmajkkvcaqqetgzhcxhgmk">
               <w:r>
                 <w:rPr>
                   <w:rStyle w:val="Hyperlink"/>
@@ -1959,7 +1959,7 @@
             <w:pPr>
               <w:jc w:val="left"/>
             </w:pPr>
-            <w:hyperlink w:history="1" r:id="rIdxw3lgknodn_licd3ht1a2">
+            <w:hyperlink w:history="1" r:id="rIdteqyhyrf8h8l68qvmccoc">
               <w:r>
                 <w:rPr>
                   <w:rStyle w:val="Hyperlink"/>

--- a/handoff/오이소창원_영상PPT_인계서_20261005.docx
+++ b/handoff/오이소창원_영상PPT_인계서_20261005.docx
@@ -322,7 +322,7 @@
             <w:pPr>
               <w:jc w:val="left"/>
             </w:pPr>
-            <w:hyperlink w:history="1" r:id="rIdhkkrdncr2g04ht-tljw0m">
+            <w:hyperlink w:history="1" r:id="rIdoyavivne4n_pytkihmsmj">
               <w:r>
                 <w:rPr>
                   <w:rStyle w:val="Hyperlink"/>
@@ -399,7 +399,7 @@
             <w:pPr>
               <w:jc w:val="left"/>
             </w:pPr>
-            <w:hyperlink w:history="1" r:id="rId7v-x47d2n7yasn0qkzqlm">
+            <w:hyperlink w:history="1" r:id="rIddrqxd7qhd0egpbr6149pn">
               <w:r>
                 <w:rPr>
                   <w:rStyle w:val="Hyperlink"/>
@@ -476,7 +476,7 @@
             <w:pPr>
               <w:jc w:val="left"/>
             </w:pPr>
-            <w:hyperlink w:history="1" r:id="rId_h-x-hkjxa6akrb6s4bgv">
+            <w:hyperlink w:history="1" r:id="rIdrylr0gjgkroboru3wuoso">
               <w:r>
                 <w:rPr>
                   <w:rStyle w:val="Hyperlink"/>
@@ -733,7 +733,7 @@
             <w:pPr>
               <w:jc w:val="left"/>
             </w:pPr>
-            <w:hyperlink w:history="1" r:id="rIdo1yfvu1gwckqzrab41xzs">
+            <w:hyperlink w:history="1" r:id="rId2ijm86r86sslhcksiusum">
               <w:r>
                 <w:rPr>
                   <w:rStyle w:val="Hyperlink"/>
@@ -750,7 +750,7 @@
                 <w:sz w:val="17"/>
                 <w:szCs w:val="17"/>
               </w:rPr>
-              <w:t xml:space="preserve"> → 오이소창원_시연영상_스크립트_20261005.pdf(웹·모바일 10장면, 2분 59초 — 장면별 시간·누르는 것·내레이션·자막)</w:t>
+              <w:t xml:space="preserve"> → 오이소창원_시연영상_스크립트_20261005.pdf(웹·모바일 10장면, 2분 59초 — 장면별 시간·누르는 것·내레이션·자막, 맨 뒤에 자막·내레이션용 생성형 AI 프롬프트)</w:t>
             </w:r>
           </w:p>
         </w:tc>
@@ -1154,8 +1154,8 @@
       </w:tblPr>
       <w:tblGrid>
         <w:gridCol w:w="660"/>
-        <w:gridCol w:w="3441"/>
-        <w:gridCol w:w="6103"/>
+        <w:gridCol w:w="3464"/>
+        <w:gridCol w:w="6080"/>
       </w:tblGrid>
       <w:tr>
         <w:trPr>
@@ -1198,7 +1198,7 @@
         </w:tc>
         <w:tc>
           <w:tcPr>
-            <w:tcW w:type="dxa" w:w="3441"/>
+            <w:tcW w:type="dxa" w:w="3464"/>
             <w:tcBorders>
               <w:top w:val="single" w:color="C9D3DF" w:sz="4"/>
               <w:left w:val="single" w:color="C9D3DF" w:sz="4"/>
@@ -1232,7 +1232,7 @@
         </w:tc>
         <w:tc>
           <w:tcPr>
-            <w:tcW w:type="dxa" w:w="6103"/>
+            <w:tcW w:type="dxa" w:w="6080"/>
             <w:tcBorders>
               <w:top w:val="single" w:color="C9D3DF" w:sz="4"/>
               <w:left w:val="single" w:color="C9D3DF" w:sz="4"/>
@@ -1302,7 +1302,7 @@
         </w:tc>
         <w:tc>
           <w:tcPr>
-            <w:tcW w:type="dxa" w:w="3441"/>
+            <w:tcW w:type="dxa" w:w="3464"/>
             <w:tcBorders>
               <w:top w:val="single" w:color="C9D3DF" w:sz="4"/>
               <w:left w:val="single" w:color="C9D3DF" w:sz="4"/>
@@ -1326,13 +1326,13 @@
                 <w:sz w:val="17"/>
                 <w:szCs w:val="17"/>
               </w:rPr>
-              <w:t xml:space="preserve">프롬프트·스크립트 열기</w:t>
-            </w:r>
-          </w:p>
-        </w:tc>
-        <w:tc>
-          <w:tcPr>
-            <w:tcW w:type="dxa" w:w="6103"/>
+              <w:t xml:space="preserve">스크립트 열기(프롬프트 포함)</w:t>
+            </w:r>
+          </w:p>
+        </w:tc>
+        <w:tc>
+          <w:tcPr>
+            <w:tcW w:type="dxa" w:w="6080"/>
             <w:tcBorders>
               <w:top w:val="single" w:color="C9D3DF" w:sz="4"/>
               <w:left w:val="single" w:color="C9D3DF" w:sz="4"/>
@@ -1350,7 +1350,7 @@
             <w:pPr>
               <w:jc w:val="left"/>
             </w:pPr>
-            <w:hyperlink w:history="1" r:id="rIdbfxcaozwoeodqt-w7pf7e">
+            <w:hyperlink w:history="1" r:id="rIdjolmywbmmied0unr_noot">
               <w:r>
                 <w:rPr>
                   <w:rStyle w:val="Hyperlink"/>
@@ -1367,7 +1367,7 @@
                 <w:sz w:val="17"/>
                 <w:szCs w:val="17"/>
               </w:rPr>
-              <w:t xml:space="preserve"> → 오이소창원_발표자료_GPT프롬프트_이미영인계_20261005(Word·PDF), 오이소창원_발표자료_스크립트_20261005.pdf</w:t>
+              <w:t xml:space="preserve"> → 오이소창원_발표자료_스크립트_20261005.pdf — 맨 뒤 ‘GPT 프롬프트로 만들기’</w:t>
             </w:r>
           </w:p>
         </w:tc>
@@ -1409,7 +1409,7 @@
         </w:tc>
         <w:tc>
           <w:tcPr>
-            <w:tcW w:type="dxa" w:w="3441"/>
+            <w:tcW w:type="dxa" w:w="3464"/>
             <w:tcBorders>
               <w:top w:val="single" w:color="C9D3DF" w:sz="4"/>
               <w:left w:val="single" w:color="C9D3DF" w:sz="4"/>
@@ -1439,7 +1439,7 @@
         </w:tc>
         <w:tc>
           <w:tcPr>
-            <w:tcW w:type="dxa" w:w="6103"/>
+            <w:tcW w:type="dxa" w:w="6080"/>
             <w:tcBorders>
               <w:top w:val="single" w:color="C9D3DF" w:sz="4"/>
               <w:left w:val="single" w:color="C9D3DF" w:sz="4"/>
@@ -1505,7 +1505,7 @@
         </w:tc>
         <w:tc>
           <w:tcPr>
-            <w:tcW w:type="dxa" w:w="3441"/>
+            <w:tcW w:type="dxa" w:w="3464"/>
             <w:tcBorders>
               <w:top w:val="single" w:color="C9D3DF" w:sz="4"/>
               <w:left w:val="single" w:color="C9D3DF" w:sz="4"/>
@@ -1535,7 +1535,7 @@
         </w:tc>
         <w:tc>
           <w:tcPr>
-            <w:tcW w:type="dxa" w:w="6103"/>
+            <w:tcW w:type="dxa" w:w="6080"/>
             <w:tcBorders>
               <w:top w:val="single" w:color="C9D3DF" w:sz="4"/>
               <w:left w:val="single" w:color="C9D3DF" w:sz="4"/>
@@ -1601,7 +1601,7 @@
         </w:tc>
         <w:tc>
           <w:tcPr>
-            <w:tcW w:type="dxa" w:w="3441"/>
+            <w:tcW w:type="dxa" w:w="3464"/>
             <w:tcBorders>
               <w:top w:val="single" w:color="C9D3DF" w:sz="4"/>
               <w:left w:val="single" w:color="C9D3DF" w:sz="4"/>
@@ -1631,7 +1631,7 @@
         </w:tc>
         <w:tc>
           <w:tcPr>
-            <w:tcW w:type="dxa" w:w="6103"/>
+            <w:tcW w:type="dxa" w:w="6080"/>
             <w:tcBorders>
               <w:top w:val="single" w:color="C9D3DF" w:sz="4"/>
               <w:left w:val="single" w:color="C9D3DF" w:sz="4"/>
@@ -1649,7 +1649,7 @@
             <w:pPr>
               <w:jc w:val="left"/>
             </w:pPr>
-            <w:hyperlink w:history="1" r:id="rIdoq2ofoyuxpqakp2rmux8o">
+            <w:hyperlink w:history="1" r:id="rIdy5duqi1xexwipshprlbjw">
               <w:r>
                 <w:rPr>
                   <w:rStyle w:val="Hyperlink"/>
@@ -1708,7 +1708,7 @@
         </w:tc>
         <w:tc>
           <w:tcPr>
-            <w:tcW w:type="dxa" w:w="3441"/>
+            <w:tcW w:type="dxa" w:w="3464"/>
             <w:tcBorders>
               <w:top w:val="single" w:color="C9D3DF" w:sz="4"/>
               <w:left w:val="single" w:color="C9D3DF" w:sz="4"/>
@@ -1738,7 +1738,7 @@
         </w:tc>
         <w:tc>
           <w:tcPr>
-            <w:tcW w:type="dxa" w:w="6103"/>
+            <w:tcW w:type="dxa" w:w="6080"/>
             <w:tcBorders>
               <w:top w:val="single" w:color="C9D3DF" w:sz="4"/>
               <w:left w:val="single" w:color="C9D3DF" w:sz="4"/>
@@ -1756,7 +1756,7 @@
             <w:pPr>
               <w:jc w:val="left"/>
             </w:pPr>
-            <w:hyperlink w:history="1" r:id="rIdmajkkvcaqqetgzhcxhgmk">
+            <w:hyperlink w:history="1" r:id="rIdamk6en2cf1itsvel8lwvz">
               <w:r>
                 <w:rPr>
                   <w:rStyle w:val="Hyperlink"/>
@@ -1815,7 +1815,7 @@
         </w:tc>
         <w:tc>
           <w:tcPr>
-            <w:tcW w:type="dxa" w:w="3441"/>
+            <w:tcW w:type="dxa" w:w="3464"/>
             <w:tcBorders>
               <w:top w:val="single" w:color="C9D3DF" w:sz="4"/>
               <w:left w:val="single" w:color="C9D3DF" w:sz="4"/>
@@ -1845,7 +1845,7 @@
         </w:tc>
         <w:tc>
           <w:tcPr>
-            <w:tcW w:type="dxa" w:w="6103"/>
+            <w:tcW w:type="dxa" w:w="6080"/>
             <w:tcBorders>
               <w:top w:val="single" w:color="C9D3DF" w:sz="4"/>
               <w:left w:val="single" w:color="C9D3DF" w:sz="4"/>
@@ -1869,7 +1869,7 @@
                 <w:sz w:val="17"/>
                 <w:szCs w:val="17"/>
               </w:rPr>
-              <w:t xml:space="preserve">최종완료사진_1005 폴더(번호는 프롬프트 파일의 그림 표)</w:t>
+              <w:t xml:space="preserve">최종완료사진_1005 폴더(번호는 스크립트 맨 뒤 준비물 표)</w:t>
             </w:r>
           </w:p>
         </w:tc>
@@ -1911,7 +1911,7 @@
         </w:tc>
         <w:tc>
           <w:tcPr>
-            <w:tcW w:type="dxa" w:w="3441"/>
+            <w:tcW w:type="dxa" w:w="3464"/>
             <w:tcBorders>
               <w:top w:val="single" w:color="C9D3DF" w:sz="4"/>
               <w:left w:val="single" w:color="C9D3DF" w:sz="4"/>
@@ -1941,7 +1941,7 @@
         </w:tc>
         <w:tc>
           <w:tcPr>
-            <w:tcW w:type="dxa" w:w="6103"/>
+            <w:tcW w:type="dxa" w:w="6080"/>
             <w:tcBorders>
               <w:top w:val="single" w:color="C9D3DF" w:sz="4"/>
               <w:left w:val="single" w:color="C9D3DF" w:sz="4"/>
@@ -1959,7 +1959,7 @@
             <w:pPr>
               <w:jc w:val="left"/>
             </w:pPr>
-            <w:hyperlink w:history="1" r:id="rIdteqyhyrf8h8l68qvmccoc">
+            <w:hyperlink w:history="1" r:id="rId_us5gvdzrphjvwoe1bnfq">
               <w:r>
                 <w:rPr>
                   <w:rStyle w:val="Hyperlink"/>
@@ -2018,7 +2018,7 @@
         </w:tc>
         <w:tc>
           <w:tcPr>
-            <w:tcW w:type="dxa" w:w="3441"/>
+            <w:tcW w:type="dxa" w:w="3464"/>
             <w:tcBorders>
               <w:top w:val="single" w:color="C9D3DF" w:sz="4"/>
               <w:left w:val="single" w:color="C9D3DF" w:sz="4"/>
@@ -2048,7 +2048,7 @@
         </w:tc>
         <w:tc>
           <w:tcPr>
-            <w:tcW w:type="dxa" w:w="6103"/>
+            <w:tcW w:type="dxa" w:w="6080"/>
             <w:tcBorders>
               <w:top w:val="single" w:color="C9D3DF" w:sz="4"/>
               <w:left w:val="single" w:color="C9D3DF" w:sz="4"/>

--- a/handoff/오이소창원_영상PPT_인계서_20261005.docx
+++ b/handoff/오이소창원_영상PPT_인계서_20261005.docx
@@ -125,7 +125,7 @@
           <w:sz w:val="19"/>
           <w:szCs w:val="19"/>
         </w:rPr>
-        <w:t xml:space="preserve">&gt; 받는 사람: 조준수 팀장님(시연영상) · 이미영 님(발표자료 PPT) · 작성: 이혜경(10/4 23:40)</w:t>
+        <w:t xml:space="preserve">&gt; 받는 사람: 조준수 팀장님(시연영상·발표자료 PPT) · 작성: 이혜경(10/4 23:40)</w:t>
       </w:r>
     </w:p>
     <w:p>
@@ -322,7 +322,7 @@
             <w:pPr>
               <w:jc w:val="left"/>
             </w:pPr>
-            <w:hyperlink w:history="1" r:id="rIdoyavivne4n_pytkihmsmj">
+            <w:hyperlink w:history="1" r:id="rId_nvreapi8c9sfjikp1xqy">
               <w:r>
                 <w:rPr>
                   <w:rStyle w:val="Hyperlink"/>
@@ -399,7 +399,7 @@
             <w:pPr>
               <w:jc w:val="left"/>
             </w:pPr>
-            <w:hyperlink w:history="1" r:id="rIddrqxd7qhd0egpbr6149pn">
+            <w:hyperlink w:history="1" r:id="rIdtnenv6tystktvmfwyhfus">
               <w:r>
                 <w:rPr>
                   <w:rStyle w:val="Hyperlink"/>
@@ -476,7 +476,7 @@
             <w:pPr>
               <w:jc w:val="left"/>
             </w:pPr>
-            <w:hyperlink w:history="1" r:id="rIdrylr0gjgkroboru3wuoso">
+            <w:hyperlink w:history="1" r:id="rIdgbcthfc7nu07vxvmqrrl4">
               <w:r>
                 <w:rPr>
                   <w:rStyle w:val="Hyperlink"/>
@@ -733,7 +733,7 @@
             <w:pPr>
               <w:jc w:val="left"/>
             </w:pPr>
-            <w:hyperlink w:history="1" r:id="rId2ijm86r86sslhcksiusum">
+            <w:hyperlink w:history="1" r:id="rIdmwaimo_3zizoe3f5zsn9l">
               <w:r>
                 <w:rPr>
                   <w:rStyle w:val="Hyperlink"/>
@@ -1106,7 +1106,7 @@
           <w:sz w:val="24"/>
           <w:szCs w:val="24"/>
         </w:rPr>
-        <w:t xml:space="preserve">3. 이미영 님 — 발표자료 PPT(제출5)</w:t>
+        <w:t xml:space="preserve">3. 조준수 팀장님 — 발표자료 PPT(제출5)</w:t>
       </w:r>
     </w:p>
     <w:p>
@@ -1350,7 +1350,7 @@
             <w:pPr>
               <w:jc w:val="left"/>
             </w:pPr>
-            <w:hyperlink w:history="1" r:id="rIdjolmywbmmied0unr_noot">
+            <w:hyperlink w:history="1" r:id="rIdtqzj3t0vga9esdhwzfdwz">
               <w:r>
                 <w:rPr>
                   <w:rStyle w:val="Hyperlink"/>
@@ -1649,7 +1649,7 @@
             <w:pPr>
               <w:jc w:val="left"/>
             </w:pPr>
-            <w:hyperlink w:history="1" r:id="rIdy5duqi1xexwipshprlbjw">
+            <w:hyperlink w:history="1" r:id="rIdcnz7ta4nxxt03axedtzud">
               <w:r>
                 <w:rPr>
                   <w:rStyle w:val="Hyperlink"/>
@@ -1756,7 +1756,7 @@
             <w:pPr>
               <w:jc w:val="left"/>
             </w:pPr>
-            <w:hyperlink w:history="1" r:id="rIdamk6en2cf1itsvel8lwvz">
+            <w:hyperlink w:history="1" r:id="rIdpznjjlagfn89_g1exg_cr">
               <w:r>
                 <w:rPr>
                   <w:rStyle w:val="Hyperlink"/>
@@ -1959,7 +1959,7 @@
             <w:pPr>
               <w:jc w:val="left"/>
             </w:pPr>
-            <w:hyperlink w:history="1" r:id="rId_us5gvdzrphjvwoe1bnfq">
+            <w:hyperlink w:history="1" r:id="rIdnelv1edcn0u9zuphwzlg-">
               <w:r>
                 <w:rPr>
                   <w:rStyle w:val="Hyperlink"/>
@@ -2165,7 +2165,7 @@
           <w:sz w:val="19"/>
           <w:szCs w:val="19"/>
         </w:rPr>
-        <w:t xml:space="preserve">조준수·이미영 님 GPT 사용 용도를 신고서 2장 [팀 확인] 칸에 기재</w:t>
+        <w:t xml:space="preserve">조준수 님 발표자료·시연영상 AI 도구 이름을 신고서 2장 [팀 확인] 칸에 기재</w:t>
       </w:r>
     </w:p>
     <w:sectPr>

--- a/handoff/오이소창원_영상PPT_인계서_20261005.docx
+++ b/handoff/오이소창원_영상PPT_인계서_20261005.docx
@@ -125,7 +125,7 @@
           <w:sz w:val="19"/>
           <w:szCs w:val="19"/>
         </w:rPr>
-        <w:t xml:space="preserve">&gt; 받는 사람: 조준수 팀장님(시연영상·발표자료 PPT) · 작성: 이혜경(10/4 23:40)</w:t>
+        <w:t xml:space="preserve">&gt; 받는 사람: 이미영 님(시연영상 녹화·발표자료 PPT 제작) · 조준수 팀장님(최종 편집) · 작성: 이혜경(10/4 23:40)</w:t>
       </w:r>
     </w:p>
     <w:p>
@@ -322,7 +322,7 @@
             <w:pPr>
               <w:jc w:val="left"/>
             </w:pPr>
-            <w:hyperlink w:history="1" r:id="rId_nvreapi8c9sfjikp1xqy">
+            <w:hyperlink w:history="1" r:id="rIdhvsvzmiphbrbcnght7iy7">
               <w:r>
                 <w:rPr>
                   <w:rStyle w:val="Hyperlink"/>
@@ -399,7 +399,7 @@
             <w:pPr>
               <w:jc w:val="left"/>
             </w:pPr>
-            <w:hyperlink w:history="1" r:id="rIdtnenv6tystktvmfwyhfus">
+            <w:hyperlink w:history="1" r:id="rIdbmqymks8peaczc5g3uvt7">
               <w:r>
                 <w:rPr>
                   <w:rStyle w:val="Hyperlink"/>
@@ -476,7 +476,7 @@
             <w:pPr>
               <w:jc w:val="left"/>
             </w:pPr>
-            <w:hyperlink w:history="1" r:id="rIdgbcthfc7nu07vxvmqrrl4">
+            <w:hyperlink w:history="1" r:id="rIdy7yw_comlncgjbodxfkrj">
               <w:r>
                 <w:rPr>
                   <w:rStyle w:val="Hyperlink"/>
@@ -585,7 +585,7 @@
           <w:sz w:val="24"/>
           <w:szCs w:val="24"/>
         </w:rPr>
-        <w:t xml:space="preserve">2. 조준수 팀장님 — 시연영상(제출4)</w:t>
+        <w:t xml:space="preserve">2. 시연영상(제출4) — 이미영 님 녹화 → 조준수 팀장님 최종 편집</w:t>
       </w:r>
     </w:p>
     <w:tbl>
@@ -733,7 +733,7 @@
             <w:pPr>
               <w:jc w:val="left"/>
             </w:pPr>
-            <w:hyperlink w:history="1" r:id="rIdmwaimo_3zizoe3f5zsn9l">
+            <w:hyperlink w:history="1" r:id="rIdyxjc1vdxjzqpc3gzbcmfe">
               <w:r>
                 <w:rPr>
                   <w:rStyle w:val="Hyperlink"/>
@@ -1106,7 +1106,7 @@
           <w:sz w:val="24"/>
           <w:szCs w:val="24"/>
         </w:rPr>
-        <w:t xml:space="preserve">3. 조준수 팀장님 — 발표자료 PPT(제출5)</w:t>
+        <w:t xml:space="preserve">3. 발표자료 PPT(제출5) — 이미영 님 제작 → 조준수 팀장님 최종 편집</w:t>
       </w:r>
     </w:p>
     <w:p>
@@ -1350,7 +1350,7 @@
             <w:pPr>
               <w:jc w:val="left"/>
             </w:pPr>
-            <w:hyperlink w:history="1" r:id="rIdtqzj3t0vga9esdhwzfdwz">
+            <w:hyperlink w:history="1" r:id="rIdkmcqtbzurrmygrygn3ipr">
               <w:r>
                 <w:rPr>
                   <w:rStyle w:val="Hyperlink"/>
@@ -1649,7 +1649,7 @@
             <w:pPr>
               <w:jc w:val="left"/>
             </w:pPr>
-            <w:hyperlink w:history="1" r:id="rIdcnz7ta4nxxt03axedtzud">
+            <w:hyperlink w:history="1" r:id="rIdr4pytxfhrnttjppf7wfji">
               <w:r>
                 <w:rPr>
                   <w:rStyle w:val="Hyperlink"/>
@@ -1756,7 +1756,7 @@
             <w:pPr>
               <w:jc w:val="left"/>
             </w:pPr>
-            <w:hyperlink w:history="1" r:id="rIdpznjjlagfn89_g1exg_cr">
+            <w:hyperlink w:history="1" r:id="rIdspqjcfmxfxssxzf6w6k5y">
               <w:r>
                 <w:rPr>
                   <w:rStyle w:val="Hyperlink"/>
@@ -1959,7 +1959,7 @@
             <w:pPr>
               <w:jc w:val="left"/>
             </w:pPr>
-            <w:hyperlink w:history="1" r:id="rIdnelv1edcn0u9zuphwzlg-">
+            <w:hyperlink w:history="1" r:id="rIdvrur0yhzgzts4dijqiioa">
               <w:r>
                 <w:rPr>
                   <w:rStyle w:val="Hyperlink"/>
@@ -2165,7 +2165,7 @@
           <w:sz w:val="19"/>
           <w:szCs w:val="19"/>
         </w:rPr>
-        <w:t xml:space="preserve">조준수 님 발표자료·시연영상 AI 도구 이름을 신고서 2장 [팀 확인] 칸에 기재</w:t>
+        <w:t xml:space="preserve">발표자료·시연영상에 쓴 AI 도구 이름(이미영·조준수 님)을 신고서 2장 [팀 확인] 칸에 기재</w:t>
       </w:r>
     </w:p>
     <w:sectPr>

--- a/handoff/오이소창원_영상PPT_인계서_20261005.docx
+++ b/handoff/오이소창원_영상PPT_인계서_20261005.docx
@@ -322,7 +322,7 @@
             <w:pPr>
               <w:jc w:val="left"/>
             </w:pPr>
-            <w:hyperlink w:history="1" r:id="rIdhvsvzmiphbrbcnght7iy7">
+            <w:hyperlink w:history="1" r:id="rId1pzsbgsijtmrwdmw9l81n">
               <w:r>
                 <w:rPr>
                   <w:rStyle w:val="Hyperlink"/>
@@ -399,7 +399,7 @@
             <w:pPr>
               <w:jc w:val="left"/>
             </w:pPr>
-            <w:hyperlink w:history="1" r:id="rIdbmqymks8peaczc5g3uvt7">
+            <w:hyperlink w:history="1" r:id="rId0tmkuzk4apg4abh9czuqy">
               <w:r>
                 <w:rPr>
                   <w:rStyle w:val="Hyperlink"/>
@@ -476,7 +476,7 @@
             <w:pPr>
               <w:jc w:val="left"/>
             </w:pPr>
-            <w:hyperlink w:history="1" r:id="rIdy7yw_comlncgjbodxfkrj">
+            <w:hyperlink w:history="1" r:id="rIdoj1wg39y0ljlmlm7hs2f4">
               <w:r>
                 <w:rPr>
                   <w:rStyle w:val="Hyperlink"/>
@@ -559,7 +559,7 @@
                 <w:sz w:val="17"/>
                 <w:szCs w:val="17"/>
               </w:rPr>
-              <w:t xml:space="preserve">정책 24건 · 할 일 26개 · 생활 정보 60곳 · 지역말 2,253개 · 접수 창구 6단계 · 도구 5개 · 자동 테스트 127개 · 팀 자체 테스트 38번·지적 88건 모두 반영 · 실사용자 4명 만족도 4.75/5 · 추천 4/4</w:t>
+              <w:t xml:space="preserve">정책 24건 · 할 일 26개 · 생활 정보 60곳 · 지역말 2,181개 · 접수 창구 6단계 · 도구 5개 · 자동 테스트 127개 · 팀 자체 테스트 38번·지적 88건 모두 반영 · 실사용자 4명 만족도 4.75/5 · 추천 4/4</w:t>
             </w:r>
           </w:p>
         </w:tc>
@@ -733,7 +733,7 @@
             <w:pPr>
               <w:jc w:val="left"/>
             </w:pPr>
-            <w:hyperlink w:history="1" r:id="rIdyxjc1vdxjzqpc3gzbcmfe">
+            <w:hyperlink w:history="1" r:id="rIdq2aprlffnjokxtlnduuns">
               <w:r>
                 <w:rPr>
                   <w:rStyle w:val="Hyperlink"/>
@@ -1350,7 +1350,7 @@
             <w:pPr>
               <w:jc w:val="left"/>
             </w:pPr>
-            <w:hyperlink w:history="1" r:id="rIdkmcqtbzurrmygrygn3ipr">
+            <w:hyperlink w:history="1" r:id="rId0uz-tns0wbu3mjujkz-_1">
               <w:r>
                 <w:rPr>
                   <w:rStyle w:val="Hyperlink"/>
@@ -1649,7 +1649,7 @@
             <w:pPr>
               <w:jc w:val="left"/>
             </w:pPr>
-            <w:hyperlink w:history="1" r:id="rIdr4pytxfhrnttjppf7wfji">
+            <w:hyperlink w:history="1" r:id="rIdb7itqmx9x6mg7lup0ou9y">
               <w:r>
                 <w:rPr>
                   <w:rStyle w:val="Hyperlink"/>
@@ -1756,7 +1756,7 @@
             <w:pPr>
               <w:jc w:val="left"/>
             </w:pPr>
-            <w:hyperlink w:history="1" r:id="rIdspqjcfmxfxssxzf6w6k5y">
+            <w:hyperlink w:history="1" r:id="rId04t4ktymo4z-o6q7emchx">
               <w:r>
                 <w:rPr>
                   <w:rStyle w:val="Hyperlink"/>
@@ -1959,7 +1959,7 @@
             <w:pPr>
               <w:jc w:val="left"/>
             </w:pPr>
-            <w:hyperlink w:history="1" r:id="rIdvrur0yhzgzts4dijqiioa">
+            <w:hyperlink w:history="1" r:id="rIdplmc8ok8iypf21bkzrnos">
               <w:r>
                 <w:rPr>
                   <w:rStyle w:val="Hyperlink"/>

--- a/handoff/오이소창원_영상PPT_인계서_20261005.docx
+++ b/handoff/오이소창원_영상PPT_인계서_20261005.docx
@@ -322,7 +322,7 @@
             <w:pPr>
               <w:jc w:val="left"/>
             </w:pPr>
-            <w:hyperlink w:history="1" r:id="rId1pzsbgsijtmrwdmw9l81n">
+            <w:hyperlink w:history="1" r:id="rId2yzdiyni4ek2th8ls5tc8">
               <w:r>
                 <w:rPr>
                   <w:rStyle w:val="Hyperlink"/>
@@ -399,7 +399,7 @@
             <w:pPr>
               <w:jc w:val="left"/>
             </w:pPr>
-            <w:hyperlink w:history="1" r:id="rId0tmkuzk4apg4abh9czuqy">
+            <w:hyperlink w:history="1" r:id="rIdq275wpmj8_cvgtlp_gczg">
               <w:r>
                 <w:rPr>
                   <w:rStyle w:val="Hyperlink"/>
@@ -476,7 +476,7 @@
             <w:pPr>
               <w:jc w:val="left"/>
             </w:pPr>
-            <w:hyperlink w:history="1" r:id="rIdoj1wg39y0ljlmlm7hs2f4">
+            <w:hyperlink w:history="1" r:id="rId4anjkva70rigzyl6y6mpe">
               <w:r>
                 <w:rPr>
                   <w:rStyle w:val="Hyperlink"/>
@@ -559,7 +559,7 @@
                 <w:sz w:val="17"/>
                 <w:szCs w:val="17"/>
               </w:rPr>
-              <w:t xml:space="preserve">정책 24건 · 할 일 26개 · 생활 정보 60곳 · 지역말 2,181개 · 접수 창구 6단계 · 도구 5개 · 자동 테스트 127개 · 팀 자체 테스트 38번·지적 88건 모두 반영 · 실사용자 4명 만족도 4.75/5 · 추천 4/4</w:t>
+              <w:t xml:space="preserve">정책 24건 · 할 일 26개 · 생활 정보 60곳 · 지역말 2,253개 · 접수 창구 6단계 · 도구 5개 · 자동 테스트 127개 · 팀 자체 테스트 38번·지적 88건 모두 반영 · 실사용자 4명 만족도 4.75/5 · 추천 4/4</w:t>
             </w:r>
           </w:p>
         </w:tc>
@@ -733,7 +733,7 @@
             <w:pPr>
               <w:jc w:val="left"/>
             </w:pPr>
-            <w:hyperlink w:history="1" r:id="rIdq2aprlffnjokxtlnduuns">
+            <w:hyperlink w:history="1" r:id="rIdtxnswwvyqihcojiha1loy">
               <w:r>
                 <w:rPr>
                   <w:rStyle w:val="Hyperlink"/>
@@ -1350,7 +1350,7 @@
             <w:pPr>
               <w:jc w:val="left"/>
             </w:pPr>
-            <w:hyperlink w:history="1" r:id="rId0uz-tns0wbu3mjujkz-_1">
+            <w:hyperlink w:history="1" r:id="rIdubr-fvjexncqq8oa_5ajg">
               <w:r>
                 <w:rPr>
                   <w:rStyle w:val="Hyperlink"/>
@@ -1649,7 +1649,7 @@
             <w:pPr>
               <w:jc w:val="left"/>
             </w:pPr>
-            <w:hyperlink w:history="1" r:id="rIdb7itqmx9x6mg7lup0ou9y">
+            <w:hyperlink w:history="1" r:id="rId64djnjjky5eozs-dyjaqc">
               <w:r>
                 <w:rPr>
                   <w:rStyle w:val="Hyperlink"/>
@@ -1756,7 +1756,7 @@
             <w:pPr>
               <w:jc w:val="left"/>
             </w:pPr>
-            <w:hyperlink w:history="1" r:id="rId04t4ktymo4z-o6q7emchx">
+            <w:hyperlink w:history="1" r:id="rIdfjwein8almpgqu6lvu8wg">
               <w:r>
                 <w:rPr>
                   <w:rStyle w:val="Hyperlink"/>
@@ -1959,7 +1959,7 @@
             <w:pPr>
               <w:jc w:val="left"/>
             </w:pPr>
-            <w:hyperlink w:history="1" r:id="rIdplmc8ok8iypf21bkzrnos">
+            <w:hyperlink w:history="1" r:id="rIdvrvapadeosjpb4vokx89l">
               <w:r>
                 <w:rPr>
                   <w:rStyle w:val="Hyperlink"/>

--- a/handoff/오이소창원_영상PPT_인계서_20261005.docx
+++ b/handoff/오이소창원_영상PPT_인계서_20261005.docx
@@ -322,7 +322,7 @@
             <w:pPr>
               <w:jc w:val="left"/>
             </w:pPr>
-            <w:hyperlink w:history="1" r:id="rId2yzdiyni4ek2th8ls5tc8">
+            <w:hyperlink w:history="1" r:id="rIdjkijmaebkhydekvmoe4t4">
               <w:r>
                 <w:rPr>
                   <w:rStyle w:val="Hyperlink"/>
@@ -399,7 +399,7 @@
             <w:pPr>
               <w:jc w:val="left"/>
             </w:pPr>
-            <w:hyperlink w:history="1" r:id="rIdq275wpmj8_cvgtlp_gczg">
+            <w:hyperlink w:history="1" r:id="rIdzpp9ebftbh9tjjnhqvulm">
               <w:r>
                 <w:rPr>
                   <w:rStyle w:val="Hyperlink"/>
@@ -476,7 +476,7 @@
             <w:pPr>
               <w:jc w:val="left"/>
             </w:pPr>
-            <w:hyperlink w:history="1" r:id="rId4anjkva70rigzyl6y6mpe">
+            <w:hyperlink w:history="1" r:id="rIdnwmcksfwleog52faldsmf">
               <w:r>
                 <w:rPr>
                   <w:rStyle w:val="Hyperlink"/>
@@ -733,7 +733,7 @@
             <w:pPr>
               <w:jc w:val="left"/>
             </w:pPr>
-            <w:hyperlink w:history="1" r:id="rIdtxnswwvyqihcojiha1loy">
+            <w:hyperlink w:history="1" r:id="rId01yzio85d7q_p4sl2khky">
               <w:r>
                 <w:rPr>
                   <w:rStyle w:val="Hyperlink"/>
@@ -1350,7 +1350,7 @@
             <w:pPr>
               <w:jc w:val="left"/>
             </w:pPr>
-            <w:hyperlink w:history="1" r:id="rIdubr-fvjexncqq8oa_5ajg">
+            <w:hyperlink w:history="1" r:id="rId08yl_ytzsv4a5ynack4vo">
               <w:r>
                 <w:rPr>
                   <w:rStyle w:val="Hyperlink"/>
@@ -1649,7 +1649,7 @@
             <w:pPr>
               <w:jc w:val="left"/>
             </w:pPr>
-            <w:hyperlink w:history="1" r:id="rId64djnjjky5eozs-dyjaqc">
+            <w:hyperlink w:history="1" r:id="rId44rc5nbfrztwb_hfl9_dn">
               <w:r>
                 <w:rPr>
                   <w:rStyle w:val="Hyperlink"/>
@@ -1756,7 +1756,7 @@
             <w:pPr>
               <w:jc w:val="left"/>
             </w:pPr>
-            <w:hyperlink w:history="1" r:id="rIdfjwein8almpgqu6lvu8wg">
+            <w:hyperlink w:history="1" r:id="rIdcmb78iebxic6o0wzonpc7">
               <w:r>
                 <w:rPr>
                   <w:rStyle w:val="Hyperlink"/>
@@ -1959,7 +1959,7 @@
             <w:pPr>
               <w:jc w:val="left"/>
             </w:pPr>
-            <w:hyperlink w:history="1" r:id="rIdvrvapadeosjpb4vokx89l">
+            <w:hyperlink w:history="1" r:id="rId0gs76xvmtdmnoyhc-xfvn">
               <w:r>
                 <w:rPr>
                   <w:rStyle w:val="Hyperlink"/>

--- a/handoff/오이소창원_영상PPT_인계서_20261005.docx
+++ b/handoff/오이소창원_영상PPT_인계서_20261005.docx
@@ -322,7 +322,7 @@
             <w:pPr>
               <w:jc w:val="left"/>
             </w:pPr>
-            <w:hyperlink w:history="1" r:id="rIdjkijmaebkhydekvmoe4t4">
+            <w:hyperlink w:history="1" r:id="rIdq5x9_hp2s3rl8s6o46ktg">
               <w:r>
                 <w:rPr>
                   <w:rStyle w:val="Hyperlink"/>
@@ -399,7 +399,7 @@
             <w:pPr>
               <w:jc w:val="left"/>
             </w:pPr>
-            <w:hyperlink w:history="1" r:id="rIdzpp9ebftbh9tjjnhqvulm">
+            <w:hyperlink w:history="1" r:id="rId6gho3v31vlqaqaztx35xm">
               <w:r>
                 <w:rPr>
                   <w:rStyle w:val="Hyperlink"/>
@@ -476,7 +476,7 @@
             <w:pPr>
               <w:jc w:val="left"/>
             </w:pPr>
-            <w:hyperlink w:history="1" r:id="rIdnwmcksfwleog52faldsmf">
+            <w:hyperlink w:history="1" r:id="rIdrcbfsjmltx-fvqivjmo9w">
               <w:r>
                 <w:rPr>
                   <w:rStyle w:val="Hyperlink"/>
@@ -559,7 +559,7 @@
                 <w:sz w:val="17"/>
                 <w:szCs w:val="17"/>
               </w:rPr>
-              <w:t xml:space="preserve">정책 24건 · 할 일 26개 · 생활 정보 60곳 · 지역말 2,253개 · 접수 창구 6단계 · 도구 5개 · 자동 테스트 127개 · 팀 자체 테스트 38번·지적 88건 모두 반영 · 실사용자 4명 만족도 4.75/5 · 추천 4/4</w:t>
+              <w:t xml:space="preserve">정책 24건 · 할 일 26개 · 생활 정보 60곳 · 지역말 2,253개 · 접수 창구 6단계 · 도구 5개 · 자동 테스트 127개 · 팀 자체 테스트 38회·지적 88건 모두 반영 · 실사용자 4명 만족도 4.75/5 · 추천 4/4</w:t>
             </w:r>
           </w:p>
         </w:tc>
@@ -733,7 +733,7 @@
             <w:pPr>
               <w:jc w:val="left"/>
             </w:pPr>
-            <w:hyperlink w:history="1" r:id="rId01yzio85d7q_p4sl2khky">
+            <w:hyperlink w:history="1" r:id="rIdnumru_lnc45scljirkskq">
               <w:r>
                 <w:rPr>
                   <w:rStyle w:val="Hyperlink"/>
@@ -1350,7 +1350,7 @@
             <w:pPr>
               <w:jc w:val="left"/>
             </w:pPr>
-            <w:hyperlink w:history="1" r:id="rId08yl_ytzsv4a5ynack4vo">
+            <w:hyperlink w:history="1" r:id="rIdoqcreibmbbn1is9gjxiwv">
               <w:r>
                 <w:rPr>
                   <w:rStyle w:val="Hyperlink"/>
@@ -1649,7 +1649,7 @@
             <w:pPr>
               <w:jc w:val="left"/>
             </w:pPr>
-            <w:hyperlink w:history="1" r:id="rId44rc5nbfrztwb_hfl9_dn">
+            <w:hyperlink w:history="1" r:id="rId_okzvkcue39xfxpvhaak_">
               <w:r>
                 <w:rPr>
                   <w:rStyle w:val="Hyperlink"/>
@@ -1756,7 +1756,7 @@
             <w:pPr>
               <w:jc w:val="left"/>
             </w:pPr>
-            <w:hyperlink w:history="1" r:id="rIdcmb78iebxic6o0wzonpc7">
+            <w:hyperlink w:history="1" r:id="rId43h9m3jv5jzg18hokhpwk">
               <w:r>
                 <w:rPr>
                   <w:rStyle w:val="Hyperlink"/>
@@ -1959,7 +1959,7 @@
             <w:pPr>
               <w:jc w:val="left"/>
             </w:pPr>
-            <w:hyperlink w:history="1" r:id="rId0gs76xvmtdmnoyhc-xfvn">
+            <w:hyperlink w:history="1" r:id="rIdzi17tgve2fcof0xhpnofe">
               <w:r>
                 <w:rPr>
                   <w:rStyle w:val="Hyperlink"/>

--- a/handoff/오이소창원_영상PPT_인계서_20261005.docx
+++ b/handoff/오이소창원_영상PPT_인계서_20261005.docx
@@ -322,7 +322,7 @@
             <w:pPr>
               <w:jc w:val="left"/>
             </w:pPr>
-            <w:hyperlink w:history="1" r:id="rIdq5x9_hp2s3rl8s6o46ktg">
+            <w:hyperlink w:history="1" r:id="rIdmhyj6y_n1lrhflnruexz0">
               <w:r>
                 <w:rPr>
                   <w:rStyle w:val="Hyperlink"/>
@@ -399,7 +399,7 @@
             <w:pPr>
               <w:jc w:val="left"/>
             </w:pPr>
-            <w:hyperlink w:history="1" r:id="rId6gho3v31vlqaqaztx35xm">
+            <w:hyperlink w:history="1" r:id="rIds-zbrvhkov90oer8uwjnz">
               <w:r>
                 <w:rPr>
                   <w:rStyle w:val="Hyperlink"/>
@@ -476,7 +476,7 @@
             <w:pPr>
               <w:jc w:val="left"/>
             </w:pPr>
-            <w:hyperlink w:history="1" r:id="rIdrcbfsjmltx-fvqivjmo9w">
+            <w:hyperlink w:history="1" r:id="rIdtijzd_wbzkwbhsydtva4y">
               <w:r>
                 <w:rPr>
                   <w:rStyle w:val="Hyperlink"/>
@@ -733,7 +733,7 @@
             <w:pPr>
               <w:jc w:val="left"/>
             </w:pPr>
-            <w:hyperlink w:history="1" r:id="rIdnumru_lnc45scljirkskq">
+            <w:hyperlink w:history="1" r:id="rId8wyq83wzjwuexypm5usow">
               <w:r>
                 <w:rPr>
                   <w:rStyle w:val="Hyperlink"/>
@@ -1350,7 +1350,7 @@
             <w:pPr>
               <w:jc w:val="left"/>
             </w:pPr>
-            <w:hyperlink w:history="1" r:id="rIdoqcreibmbbn1is9gjxiwv">
+            <w:hyperlink w:history="1" r:id="rIdjj-ph9vmbpuxath8akutm">
               <w:r>
                 <w:rPr>
                   <w:rStyle w:val="Hyperlink"/>
@@ -1649,7 +1649,7 @@
             <w:pPr>
               <w:jc w:val="left"/>
             </w:pPr>
-            <w:hyperlink w:history="1" r:id="rId_okzvkcue39xfxpvhaak_">
+            <w:hyperlink w:history="1" r:id="rIdwmvvxdgl9irict5__ljls">
               <w:r>
                 <w:rPr>
                   <w:rStyle w:val="Hyperlink"/>
@@ -1756,7 +1756,7 @@
             <w:pPr>
               <w:jc w:val="left"/>
             </w:pPr>
-            <w:hyperlink w:history="1" r:id="rId43h9m3jv5jzg18hokhpwk">
+            <w:hyperlink w:history="1" r:id="rId1yqbhamo0xiwetrbkcfqs">
               <w:r>
                 <w:rPr>
                   <w:rStyle w:val="Hyperlink"/>
@@ -1959,7 +1959,7 @@
             <w:pPr>
               <w:jc w:val="left"/>
             </w:pPr>
-            <w:hyperlink w:history="1" r:id="rIdzi17tgve2fcof0xhpnofe">
+            <w:hyperlink w:history="1" r:id="rId8-iw_atmxa26pmwomizkv">
               <w:r>
                 <w:rPr>
                   <w:rStyle w:val="Hyperlink"/>

--- a/handoff/오이소창원_영상PPT_인계서_20261005.docx
+++ b/handoff/오이소창원_영상PPT_인계서_20261005.docx
@@ -322,7 +322,7 @@
             <w:pPr>
               <w:jc w:val="left"/>
             </w:pPr>
-            <w:hyperlink w:history="1" r:id="rIdmhyj6y_n1lrhflnruexz0">
+            <w:hyperlink w:history="1" r:id="rIdudvepacurbcj2qu2u7swu">
               <w:r>
                 <w:rPr>
                   <w:rStyle w:val="Hyperlink"/>
@@ -399,7 +399,7 @@
             <w:pPr>
               <w:jc w:val="left"/>
             </w:pPr>
-            <w:hyperlink w:history="1" r:id="rIds-zbrvhkov90oer8uwjnz">
+            <w:hyperlink w:history="1" r:id="rIdokczuisnefmzsg73vhysy">
               <w:r>
                 <w:rPr>
                   <w:rStyle w:val="Hyperlink"/>
@@ -476,7 +476,7 @@
             <w:pPr>
               <w:jc w:val="left"/>
             </w:pPr>
-            <w:hyperlink w:history="1" r:id="rIdtijzd_wbzkwbhsydtva4y">
+            <w:hyperlink w:history="1" r:id="rIdufnvmlrwbwqvu4zilvc72">
               <w:r>
                 <w:rPr>
                   <w:rStyle w:val="Hyperlink"/>
@@ -733,7 +733,7 @@
             <w:pPr>
               <w:jc w:val="left"/>
             </w:pPr>
-            <w:hyperlink w:history="1" r:id="rId8wyq83wzjwuexypm5usow">
+            <w:hyperlink w:history="1" r:id="rIduahdxkxduemys38kxyhts">
               <w:r>
                 <w:rPr>
                   <w:rStyle w:val="Hyperlink"/>
@@ -1350,7 +1350,7 @@
             <w:pPr>
               <w:jc w:val="left"/>
             </w:pPr>
-            <w:hyperlink w:history="1" r:id="rIdjj-ph9vmbpuxath8akutm">
+            <w:hyperlink w:history="1" r:id="rIdmojswcdprckatpdq6dpby">
               <w:r>
                 <w:rPr>
                   <w:rStyle w:val="Hyperlink"/>
@@ -1649,7 +1649,7 @@
             <w:pPr>
               <w:jc w:val="left"/>
             </w:pPr>
-            <w:hyperlink w:history="1" r:id="rIdwmvvxdgl9irict5__ljls">
+            <w:hyperlink w:history="1" r:id="rIdussfl673gldahdys6kumc">
               <w:r>
                 <w:rPr>
                   <w:rStyle w:val="Hyperlink"/>
@@ -1756,7 +1756,7 @@
             <w:pPr>
               <w:jc w:val="left"/>
             </w:pPr>
-            <w:hyperlink w:history="1" r:id="rId1yqbhamo0xiwetrbkcfqs">
+            <w:hyperlink w:history="1" r:id="rIdresze2z8xj7ocs0xuvpph">
               <w:r>
                 <w:rPr>
                   <w:rStyle w:val="Hyperlink"/>
@@ -1959,7 +1959,7 @@
             <w:pPr>
               <w:jc w:val="left"/>
             </w:pPr>
-            <w:hyperlink w:history="1" r:id="rId8-iw_atmxa26pmwomizkv">
+            <w:hyperlink w:history="1" r:id="rIdwhu1fosa78nmzo1yxrzry">
               <w:r>
                 <w:rPr>
                   <w:rStyle w:val="Hyperlink"/>
